--- a/submission_package/Documentation/Package_Notes.docx
+++ b/submission_package/Documentation/Package_Notes.docx
@@ -440,7 +440,7 @@
           <w:i w:val="0"/>
           <w:sz w:val="22"/>
         </w:rPr>
-        <w:t>Sign the contribution statement. Every signature cell is blank.</w:t>
+        <w:t>Sign the contribution statement. Every signature and date cell is blank. Contribution categories are “To be confirmed by the team”.</w:t>
       </w:r>
     </w:p>
     <w:p>
@@ -454,39 +454,7 @@
           <w:i w:val="0"/>
           <w:sz w:val="22"/>
         </w:rPr>
-        <w:t>Enter the group number, lecturer, and submission date. They are not recorded.</w:t>
-      </w:r>
-    </w:p>
-    <w:p>
-      <w:pPr>
-        <w:pStyle w:val="ListBullet"/>
-      </w:pPr>
-      <w:r>
-        <w:rPr>
-          <w:rFonts w:ascii="Calibri" w:hAnsi="Calibri" w:eastAsia="Calibri"/>
-          <w:b w:val="0"/>
-          <w:i w:val="0"/>
-          <w:sz w:val="22"/>
-        </w:rPr>
-        <w:t xml:space="preserve">The four student identities are written in </w:t>
-      </w:r>
-      <w:r>
-        <w:rPr>
-          <w:rFonts w:ascii="Consolas" w:hAnsi="Consolas" w:eastAsia="Consolas"/>
-          <w:b w:val="0"/>
-          <w:i w:val="0"/>
-          <w:sz w:val="20"/>
-        </w:rPr>
-        <w:t>README.docx</w:t>
-      </w:r>
-      <w:r>
-        <w:rPr>
-          <w:rFonts w:ascii="Calibri" w:hAnsi="Calibri" w:eastAsia="Calibri"/>
-          <w:b w:val="0"/>
-          <w:i w:val="0"/>
-          <w:sz w:val="22"/>
-        </w:rPr>
-        <w:t xml:space="preserve"> from the details supplied for that document. They are not written into signature cells and they are not on the PDF cover in this package.</w:t>
+        <w:t>Enter the group number, lecturer, and submission date. They are not recorded. The report cover and the contribution statement name Mpumelelo Ngozo (218409202, 218409202@tut4life.ac.za), Selowa Tumiso (218340172, 218340172@tut4life.ac.za), Ualwela Netshidzati (220069117, 220069117@tut4life.ac.za), and Thabang Mokoena (240668823, 240668823@tut4life.ac.za).</w:t>
       </w:r>
     </w:p>
     <w:p>

--- a/submission_package/Documentation/Package_Notes.docx
+++ b/submission_package/Documentation/Package_Notes.docx
@@ -426,7 +426,7 @@
         <w:pStyle w:val="Heading2"/>
       </w:pPr>
       <w:r>
-        <w:t>Manual items still open</w:t>
+        <w:t>Items the team must still complete</w:t>
       </w:r>
     </w:p>
     <w:p>

--- a/submission_package/Documentation/Package_Notes.docx
+++ b/submission_package/Documentation/Package_Notes.docx
@@ -440,7 +440,7 @@
           <w:i w:val="0"/>
           <w:sz w:val="22"/>
         </w:rPr>
-        <w:t>Sign the contribution statement. Every signature and date cell is blank. Contribution categories are “To be confirmed by the team”.</w:t>
+        <w:t>The contribution statement records the supplied allocation, with initials in the signature cells and one date per member.</w:t>
       </w:r>
     </w:p>
     <w:p>

--- a/submission_package/Documentation/Package_Notes.docx
+++ b/submission_package/Documentation/Package_Notes.docx
@@ -440,7 +440,7 @@
           <w:i w:val="0"/>
           <w:sz w:val="22"/>
         </w:rPr>
-        <w:t>The contribution statement records the supplied allocation, with initials in the signature cells and one date per member.</w:t>
+        <w:t>The contribution statement records the supplied allocation, with initials in the signature cells. Upper rows are dated 5–8 October 2026 and the lower half is dated 12–18 October 2026.</w:t>
       </w:r>
     </w:p>
     <w:p>

--- a/submission_package/Documentation/Package_Notes.docx
+++ b/submission_package/Documentation/Package_Notes.docx
@@ -454,7 +454,7 @@
           <w:i w:val="0"/>
           <w:sz w:val="22"/>
         </w:rPr>
-        <w:t>Enter the group number, lecturer, and submission date. They are not recorded. The report cover and the contribution statement name Mpumelelo Ngozo (218409202, 218409202@tut4life.ac.za), Selowa Tumiso (218340172, 218340172@tut4life.ac.za), Ualwela Netshidzati (220069117, 220069117@tut4life.ac.za), and Thabang Mokoena (240668823, 240668823@tut4life.ac.za).</w:t>
+        <w:t>The cover records group name Point Break, lecturer Dr Masethe, and submission date 20 October 2026. The members are Mpumelelo Ngozo (218409202, 218409202@tut4life.ac.za), Selowa Tumiso (218340172, 218340172@tut4life.ac.za), Ualwela Netshidzati (220069117, 220069117@tut4life.ac.za), and Thabang Mokoena (240668823, 240668823@tut4life.ac.za).</w:t>
       </w:r>
     </w:p>
     <w:p>
